--- a/examples/transf/doc/70-dimensionality-pca.docx
+++ b/examples/transf/doc/70-dimensionality-pca.docx
@@ -505,61 +505,61 @@
         <w:rPr>
           <w:rStyle w:val="VerbatimChar"/>
         </w:rPr>
-        <w:t xml:space="preserve">##        PC1       PC2 Species</w:t>
-      </w:r>
-      <w:r>
-        <w:br/>
-      </w:r>
-      <w:r>
-        <w:rPr>
-          <w:rStyle w:val="VerbatimChar"/>
-        </w:rPr>
-        <w:t xml:space="preserve">## 1 2.640270 -5.204041  setosa</w:t>
-      </w:r>
-      <w:r>
-        <w:br/>
-      </w:r>
-      <w:r>
-        <w:rPr>
-          <w:rStyle w:val="VerbatimChar"/>
-        </w:rPr>
-        <w:t xml:space="preserve">## 2 2.670730 -4.666910  setosa</w:t>
-      </w:r>
-      <w:r>
-        <w:br/>
-      </w:r>
-      <w:r>
-        <w:rPr>
-          <w:rStyle w:val="VerbatimChar"/>
-        </w:rPr>
-        <w:t xml:space="preserve">## 3 2.454606 -4.773636  setosa</w:t>
-      </w:r>
-      <w:r>
-        <w:br/>
-      </w:r>
-      <w:r>
-        <w:rPr>
-          <w:rStyle w:val="VerbatimChar"/>
-        </w:rPr>
-        <w:t xml:space="preserve">## 4 2.545517 -4.648463  setosa</w:t>
-      </w:r>
-      <w:r>
-        <w:br/>
-      </w:r>
-      <w:r>
-        <w:rPr>
-          <w:rStyle w:val="VerbatimChar"/>
-        </w:rPr>
-        <w:t xml:space="preserve">## 5 2.561228 -5.258629  setosa</w:t>
-      </w:r>
-      <w:r>
-        <w:br/>
-      </w:r>
-      <w:r>
-        <w:rPr>
-          <w:rStyle w:val="VerbatimChar"/>
-        </w:rPr>
-        <w:t xml:space="preserve">## 6 2.975946 -5.707321  setosa</w:t>
+        <w:t xml:space="preserve">##         PC1        PC2 Species</w:t>
+      </w:r>
+      <w:r>
+        <w:br/>
+      </w:r>
+      <w:r>
+        <w:rPr>
+          <w:rStyle w:val="VerbatimChar"/>
+        </w:rPr>
+        <w:t xml:space="preserve">## 1 -2.257141 -0.4784238  setosa</w:t>
+      </w:r>
+      <w:r>
+        <w:br/>
+      </w:r>
+      <w:r>
+        <w:rPr>
+          <w:rStyle w:val="VerbatimChar"/>
+        </w:rPr>
+        <w:t xml:space="preserve">## 2 -2.074013  0.6718827  setosa</w:t>
+      </w:r>
+      <w:r>
+        <w:br/>
+      </w:r>
+      <w:r>
+        <w:rPr>
+          <w:rStyle w:val="VerbatimChar"/>
+        </w:rPr>
+        <w:t xml:space="preserve">## 3 -2.356335  0.3407664  setosa</w:t>
+      </w:r>
+      <w:r>
+        <w:br/>
+      </w:r>
+      <w:r>
+        <w:rPr>
+          <w:rStyle w:val="VerbatimChar"/>
+        </w:rPr>
+        <w:t xml:space="preserve">## 4 -2.291707  0.5953999  setosa</w:t>
+      </w:r>
+      <w:r>
+        <w:br/>
+      </w:r>
+      <w:r>
+        <w:rPr>
+          <w:rStyle w:val="VerbatimChar"/>
+        </w:rPr>
+        <w:t xml:space="preserve">## 5 -2.381863 -0.6446757  setosa</w:t>
+      </w:r>
+      <w:r>
+        <w:br/>
+      </w:r>
+      <w:r>
+        <w:rPr>
+          <w:rStyle w:val="VerbatimChar"/>
+        </w:rPr>
+        <w:t xml:space="preserve">## 6 -2.068701 -1.4842053  setosa</w:t>
       </w:r>
     </w:p>
     <w:p>
@@ -854,61 +854,61 @@
         <w:rPr>
           <w:rStyle w:val="VerbatimChar"/>
         </w:rPr>
-        <w:t xml:space="preserve">##        PC1       PC2      PC3 Species</w:t>
-      </w:r>
-      <w:r>
-        <w:br/>
-      </w:r>
-      <w:r>
-        <w:rPr>
-          <w:rStyle w:val="VerbatimChar"/>
-        </w:rPr>
-        <w:t xml:space="preserve">## 1 2.640270 -5.204041 2.488621  setosa</w:t>
-      </w:r>
-      <w:r>
-        <w:br/>
-      </w:r>
-      <w:r>
-        <w:rPr>
-          <w:rStyle w:val="VerbatimChar"/>
-        </w:rPr>
-        <w:t xml:space="preserve">## 2 2.670730 -4.666910 2.466898  setosa</w:t>
-      </w:r>
-      <w:r>
-        <w:br/>
-      </w:r>
-      <w:r>
-        <w:rPr>
-          <w:rStyle w:val="VerbatimChar"/>
-        </w:rPr>
-        <w:t xml:space="preserve">## 3 2.454606 -4.773636 2.288321  setosa</w:t>
-      </w:r>
-      <w:r>
-        <w:br/>
-      </w:r>
-      <w:r>
-        <w:rPr>
-          <w:rStyle w:val="VerbatimChar"/>
-        </w:rPr>
-        <w:t xml:space="preserve">## 4 2.545517 -4.648463 2.212378  setosa</w:t>
-      </w:r>
-      <w:r>
-        <w:br/>
-      </w:r>
-      <w:r>
-        <w:rPr>
-          <w:rStyle w:val="VerbatimChar"/>
-        </w:rPr>
-        <w:t xml:space="preserve">## 5 2.561228 -5.258629 2.392226  setosa</w:t>
-      </w:r>
-      <w:r>
-        <w:br/>
-      </w:r>
-      <w:r>
-        <w:rPr>
-          <w:rStyle w:val="VerbatimChar"/>
-        </w:rPr>
-        <w:t xml:space="preserve">## 6 2.975946 -5.707321 2.437245  setosa</w:t>
+        <w:t xml:space="preserve">##         PC1        PC2         PC3 Species</w:t>
+      </w:r>
+      <w:r>
+        <w:br/>
+      </w:r>
+      <w:r>
+        <w:rPr>
+          <w:rStyle w:val="VerbatimChar"/>
+        </w:rPr>
+        <w:t xml:space="preserve">## 1 -2.257141 -0.4784238  0.12727962  setosa</w:t>
+      </w:r>
+      <w:r>
+        <w:br/>
+      </w:r>
+      <w:r>
+        <w:rPr>
+          <w:rStyle w:val="VerbatimChar"/>
+        </w:rPr>
+        <w:t xml:space="preserve">## 2 -2.074013  0.6718827  0.23382552  setosa</w:t>
+      </w:r>
+      <w:r>
+        <w:br/>
+      </w:r>
+      <w:r>
+        <w:rPr>
+          <w:rStyle w:val="VerbatimChar"/>
+        </w:rPr>
+        <w:t xml:space="preserve">## 3 -2.356335  0.3407664 -0.04405390  setosa</w:t>
+      </w:r>
+      <w:r>
+        <w:br/>
+      </w:r>
+      <w:r>
+        <w:rPr>
+          <w:rStyle w:val="VerbatimChar"/>
+        </w:rPr>
+        <w:t xml:space="preserve">## 4 -2.291707  0.5953999 -0.09098530  setosa</w:t>
+      </w:r>
+      <w:r>
+        <w:br/>
+      </w:r>
+      <w:r>
+        <w:rPr>
+          <w:rStyle w:val="VerbatimChar"/>
+        </w:rPr>
+        <w:t xml:space="preserve">## 5 -2.381863 -0.6446757 -0.01568565  setosa</w:t>
+      </w:r>
+      <w:r>
+        <w:br/>
+      </w:r>
+      <w:r>
+        <w:rPr>
+          <w:rStyle w:val="VerbatimChar"/>
+        </w:rPr>
+        <w:t xml:space="preserve">## 6 -2.068701 -1.4842053 -0.02687825  setosa</w:t>
       </w:r>
     </w:p>
     <w:p>
